--- a/design/_shared-google-drive/01-世界观与叙事/事件剧本.docx
+++ b/design/_shared-google-drive/01-世界观与叙事/事件剧本.docx
@@ -2,7 +2,7 @@
 <file path=word/document.xml><?xml version="1.0" encoding="utf-8"?>
 <w:document xmlns:w="http://schemas.openxmlformats.org/wordprocessingml/2006/main" xmlns:m="http://schemas.openxmlformats.org/officeDocument/2006/math" xmlns:r="http://schemas.openxmlformats.org/officeDocument/2006/relationships" xmlns:o="urn:schemas-microsoft-com:office:office" xmlns:v="urn:schemas-microsoft-com:vml" xmlns:w10="urn:schemas-microsoft-com:office:word" xmlns:a="http://schemas.openxmlformats.org/drawingml/2006/main" xmlns:pic="http://schemas.openxmlformats.org/drawingml/2006/picture" xmlns:wp="http://schemas.openxmlformats.org/drawingml/2006/wordprocessingDrawing">
   <w:body>
-    <w:bookmarkStart w:id="14" w:name="事件剧本"/>
+    <w:bookmarkStart w:id="21" w:name="事件剧本"/>
     <w:p>
       <w:pPr>
         <w:pStyle w:val="Heading1"/>
@@ -19,13 +19,10 @@
         <w:pStyle w:val="BlockText"/>
       </w:pPr>
       <w:r>
-        <w:t xml:space="preserve">4 </w:t>
-      </w:r>
-      <w:r>
-        <w:rPr>
-          <w:rFonts w:hint="eastAsia"/>
-        </w:rPr>
-        <w:t xml:space="preserve">个阈值事件的叙事内容</w:t>
+        <w:rPr>
+          <w:rFonts w:hint="eastAsia"/>
+        </w:rPr>
+        <w:t xml:space="preserve">游戏关键事件与阶段节点</w:t>
       </w:r>
     </w:p>
     <w:p>
@@ -35,7 +32,7 @@
         </w:pict>
       </w:r>
     </w:p>
-    <w:bookmarkStart w:id="9" w:name="事件触发规则"/>
+    <w:bookmarkStart w:id="11" w:name="引导关卡"/>
     <w:p>
       <w:pPr>
         <w:pStyle w:val="Heading2"/>
@@ -44,7 +41,200 @@
         <w:rPr>
           <w:rFonts w:hint="eastAsia"/>
         </w:rPr>
-        <w:t xml:space="preserve">事件触发规则</w:t>
+        <w:t xml:space="preserve">引导关卡</w:t>
+      </w:r>
+    </w:p>
+    <w:p>
+      <w:pPr>
+        <w:pStyle w:val="FirstParagraph"/>
+      </w:pPr>
+      <w:r>
+        <w:rPr>
+          <w:rFonts w:hint="eastAsia"/>
+        </w:rPr>
+        <w:t xml:space="preserve">玩家进入游戏后的第一个体验。</w:t>
+      </w:r>
+    </w:p>
+    <w:bookmarkStart w:id="9" w:name="流程"/>
+    <w:p>
+      <w:pPr>
+        <w:pStyle w:val="Heading3"/>
+      </w:pPr>
+      <w:r>
+        <w:rPr>
+          <w:rFonts w:hint="eastAsia"/>
+        </w:rPr>
+        <w:t xml:space="preserve">流程</w:t>
+      </w:r>
+    </w:p>
+    <w:p>
+      <w:pPr>
+        <w:pStyle w:val="Compact"/>
+        <w:numPr>
+          <w:ilvl w:val="0"/>
+          <w:numId w:val="1001"/>
+        </w:numPr>
+      </w:pPr>
+      <w:r>
+        <w:rPr>
+          <w:rFonts w:hint="eastAsia"/>
+        </w:rPr>
+        <w:t xml:space="preserve">海难后醒来，发现自己在荒岛森林中</w:t>
+      </w:r>
+    </w:p>
+    <w:p>
+      <w:pPr>
+        <w:pStyle w:val="Compact"/>
+        <w:numPr>
+          <w:ilvl w:val="0"/>
+          <w:numId w:val="1001"/>
+        </w:numPr>
+      </w:pPr>
+      <w:r>
+        <w:rPr>
+          <w:rFonts w:hint="eastAsia"/>
+        </w:rPr>
+        <w:t xml:space="preserve">发现搁浅的宠物（鱼形态，虚弱）</w:t>
+      </w:r>
+    </w:p>
+    <w:p>
+      <w:pPr>
+        <w:pStyle w:val="Compact"/>
+        <w:numPr>
+          <w:ilvl w:val="0"/>
+          <w:numId w:val="1001"/>
+        </w:numPr>
+      </w:pPr>
+      <w:r>
+        <w:rPr>
+          <w:rFonts w:hint="eastAsia"/>
+        </w:rPr>
+        <w:t xml:space="preserve">在森林中探索，获得第一个”核心”</w:t>
+      </w:r>
+    </w:p>
+    <w:p>
+      <w:pPr>
+        <w:pStyle w:val="Compact"/>
+        <w:numPr>
+          <w:ilvl w:val="0"/>
+          <w:numId w:val="1001"/>
+        </w:numPr>
+      </w:pPr>
+      <w:r>
+        <w:rPr>
+          <w:rFonts w:hint="eastAsia"/>
+        </w:rPr>
+        <w:t xml:space="preserve">将核心喂给宠物</w:t>
+      </w:r>
+      <w:r>
+        <w:t xml:space="preserve"> → </w:t>
+      </w:r>
+      <w:r>
+        <w:rPr>
+          <w:rFonts w:hint="eastAsia"/>
+        </w:rPr>
+        <w:t xml:space="preserve">激活宠物基础功能</w:t>
+      </w:r>
+    </w:p>
+    <w:bookmarkEnd w:id="9"/>
+    <w:bookmarkStart w:id="10" w:name="设计目的"/>
+    <w:p>
+      <w:pPr>
+        <w:pStyle w:val="Heading3"/>
+      </w:pPr>
+      <w:r>
+        <w:rPr>
+          <w:rFonts w:hint="eastAsia"/>
+        </w:rPr>
+        <w:t xml:space="preserve">设计目的</w:t>
+      </w:r>
+    </w:p>
+    <w:p>
+      <w:pPr>
+        <w:pStyle w:val="Compact"/>
+        <w:numPr>
+          <w:ilvl w:val="0"/>
+          <w:numId w:val="1002"/>
+        </w:numPr>
+      </w:pPr>
+      <w:r>
+        <w:rPr>
+          <w:rFonts w:hint="eastAsia"/>
+        </w:rPr>
+        <w:t xml:space="preserve">教学：介绍核心机制（收集→喂养→激活）</w:t>
+      </w:r>
+    </w:p>
+    <w:p>
+      <w:pPr>
+        <w:pStyle w:val="Compact"/>
+        <w:numPr>
+          <w:ilvl w:val="0"/>
+          <w:numId w:val="1002"/>
+        </w:numPr>
+      </w:pPr>
+      <w:r>
+        <w:rPr>
+          <w:rFonts w:hint="eastAsia"/>
+        </w:rPr>
+        <w:t xml:space="preserve">叙事：建立诗人与宠物的关系</w:t>
+      </w:r>
+    </w:p>
+    <w:p>
+      <w:pPr>
+        <w:pStyle w:val="Compact"/>
+        <w:numPr>
+          <w:ilvl w:val="0"/>
+          <w:numId w:val="1002"/>
+        </w:numPr>
+      </w:pPr>
+      <w:r>
+        <w:rPr>
+          <w:rFonts w:hint="eastAsia"/>
+        </w:rPr>
+        <w:t xml:space="preserve">情感：宠物从濒死到初步恢复的感动</w:t>
+      </w:r>
+    </w:p>
+    <w:p>
+      <w:pPr>
+        <w:pStyle w:val="BlockText"/>
+      </w:pPr>
+      <w:r>
+        <w:rPr>
+          <w:rFonts w:hint="eastAsia"/>
+        </w:rPr>
+        <w:t xml:space="preserve">待扩展：具体场景描述、对话内容、视觉演出</w:t>
+      </w:r>
+    </w:p>
+    <w:p>
+      <w:r>
+        <w:pict>
+          <v:rect style="width:0;height:1.5pt" o:hralign="center" o:hrstd="t" o:hr="t"/>
+        </w:pict>
+      </w:r>
+    </w:p>
+    <w:bookmarkEnd w:id="10"/>
+    <w:bookmarkEnd w:id="11"/>
+    <w:bookmarkStart w:id="12" w:name="荒岛主线萨满的五个孩子"/>
+    <w:p>
+      <w:pPr>
+        <w:pStyle w:val="Heading2"/>
+      </w:pPr>
+      <w:r>
+        <w:rPr>
+          <w:rFonts w:hint="eastAsia"/>
+        </w:rPr>
+        <w:t xml:space="preserve">荒岛主线：萨满的五个孩子</w:t>
+      </w:r>
+    </w:p>
+    <w:p>
+      <w:pPr>
+        <w:pStyle w:val="FirstParagraph"/>
+      </w:pPr>
+      <w:r>
+        <w:rPr>
+          <w:rFonts w:hint="eastAsia"/>
+        </w:rPr>
+        <w:t xml:space="preserve">诗人寻找记忆的主线剧情。通过与五个角色互动，逐步拼合记忆碎片。</w:t>
       </w:r>
     </w:p>
     <w:tbl>
@@ -54,8 +244,9 @@
         <w:tblLook w:firstRow="1" w:lastRow="0" w:firstColumn="0" w:lastColumn="0" w:noHBand="0" w:noVBand="0" w:val="0020"/>
       </w:tblPr>
       <w:tblGrid>
-        <w:gridCol w:w="3960"/>
-        <w:gridCol w:w="3960"/>
+        <w:gridCol w:w="2640"/>
+        <w:gridCol w:w="2640"/>
+        <w:gridCol w:w="2640"/>
       </w:tblGrid>
       <w:tr>
         <w:trPr>
@@ -71,7 +262,7 @@
               <w:rPr>
                 <w:rFonts w:hint="eastAsia"/>
               </w:rPr>
-              <w:t xml:space="preserve">阈值</w:t>
+              <w:t xml:space="preserve">孩子</w:t>
             </w:r>
           </w:p>
         </w:tc>
@@ -85,20 +276,7 @@
               <w:rPr>
                 <w:rFonts w:hint="eastAsia"/>
               </w:rPr>
-              <w:t xml:space="preserve">标题</w:t>
-            </w:r>
-          </w:p>
-        </w:tc>
-      </w:tr>
-      <w:tr>
-        <w:tc>
-          <w:tcPr/>
-          <w:p>
-            <w:pPr>
-              <w:pStyle w:val="Compact"/>
-            </w:pPr>
-            <w:r>
-              <w:t xml:space="preserve">20%</w:t>
+              <w:t xml:space="preserve">关联艺术领域</w:t>
             </w:r>
           </w:p>
         </w:tc>
@@ -112,7 +290,7 @@
               <w:rPr>
                 <w:rFonts w:hint="eastAsia"/>
               </w:rPr>
-              <w:t xml:space="preserve">第一次共振</w:t>
+              <w:t xml:space="preserve">记忆碎片</w:t>
             </w:r>
           </w:p>
         </w:tc>
@@ -125,7 +303,10 @@
               <w:pStyle w:val="Compact"/>
             </w:pPr>
             <w:r>
-              <w:t xml:space="preserve">50%</w:t>
+              <w:rPr>
+                <w:rFonts w:hint="eastAsia"/>
+              </w:rPr>
+              <w:t xml:space="preserve">待设计</w:t>
             </w:r>
           </w:p>
         </w:tc>
@@ -139,20 +320,7 @@
               <w:rPr>
                 <w:rFonts w:hint="eastAsia"/>
               </w:rPr>
-              <w:t xml:space="preserve">裂痕</w:t>
-            </w:r>
-          </w:p>
-        </w:tc>
-      </w:tr>
-      <w:tr>
-        <w:tc>
-          <w:tcPr/>
-          <w:p>
-            <w:pPr>
-              <w:pStyle w:val="Compact"/>
-            </w:pPr>
-            <w:r>
-              <w:t xml:space="preserve">80%</w:t>
+              <w:t xml:space="preserve">待设计</w:t>
             </w:r>
           </w:p>
         </w:tc>
@@ -166,60 +334,53 @@
               <w:rPr>
                 <w:rFonts w:hint="eastAsia"/>
               </w:rPr>
-              <w:t xml:space="preserve">不可撤回</w:t>
-            </w:r>
-          </w:p>
-        </w:tc>
-      </w:tr>
-      <w:tr>
-        <w:tc>
-          <w:tcPr/>
-          <w:p>
-            <w:pPr>
-              <w:pStyle w:val="Compact"/>
-            </w:pPr>
-            <w:r>
-              <w:t xml:space="preserve">100%</w:t>
-            </w:r>
-          </w:p>
-        </w:tc>
-        <w:tc>
-          <w:tcPr/>
-          <w:p>
-            <w:pPr>
-              <w:pStyle w:val="Compact"/>
-            </w:pPr>
-            <w:r>
-              <w:rPr>
-                <w:rFonts w:hint="eastAsia"/>
-              </w:rPr>
-              <w:t xml:space="preserve">间隙</w:t>
+              <w:t xml:space="preserve">待设计</w:t>
             </w:r>
           </w:p>
         </w:tc>
       </w:tr>
     </w:tbl>
     <w:p>
+      <w:pPr>
+        <w:pStyle w:val="BlockText"/>
+      </w:pPr>
+      <w:r>
+        <w:rPr>
+          <w:rFonts w:hint="eastAsia"/>
+        </w:rPr>
+        <w:t xml:space="preserve">待扩展：五个孩子的设定、各自关联的艺术类型、互动方式、记忆碎片内容</w:t>
+      </w:r>
+    </w:p>
+    <w:p>
       <w:r>
         <w:pict>
           <v:rect style="width:0;height:1.5pt" o:hralign="center" o:hrstd="t" o:hr="t"/>
         </w:pict>
       </w:r>
     </w:p>
-    <w:bookmarkEnd w:id="9"/>
-    <w:bookmarkStart w:id="10" w:name="第一次共振"/>
+    <w:bookmarkEnd w:id="12"/>
+    <w:bookmarkStart w:id="16" w:name="阶段转变节点"/>
     <w:p>
       <w:pPr>
         <w:pStyle w:val="Heading2"/>
       </w:pPr>
       <w:r>
-        <w:t xml:space="preserve">20% — </w:t>
-      </w:r>
-      <w:r>
-        <w:rPr>
-          <w:rFonts w:hint="eastAsia"/>
-        </w:rPr>
-        <w:t xml:space="preserve">第一次共振</w:t>
+        <w:rPr>
+          <w:rFonts w:hint="eastAsia"/>
+        </w:rPr>
+        <w:t xml:space="preserve">阶段转变节点</w:t>
+      </w:r>
+    </w:p>
+    <w:bookmarkStart w:id="13" w:name="触发条件"/>
+    <w:p>
+      <w:pPr>
+        <w:pStyle w:val="Heading3"/>
+      </w:pPr>
+      <w:r>
+        <w:rPr>
+          <w:rFonts w:hint="eastAsia"/>
+        </w:rPr>
+        <w:t xml:space="preserve">触发条件</w:t>
       </w:r>
     </w:p>
     <w:p>
@@ -230,7 +391,172 @@
         <w:rPr>
           <w:rFonts w:hint="eastAsia"/>
         </w:rPr>
-        <w:t xml:space="preserve">诗人注意到某些值得观察的东西。用户的某个表达引起了共鸣。</w:t>
+        <w:t xml:space="preserve">宠物的审美能量条</w:t>
+      </w:r>
+      <w:r>
+        <w:rPr>
+          <w:rFonts w:hint="eastAsia"/>
+          <w:b/>
+          <w:bCs/>
+        </w:rPr>
+        <w:t xml:space="preserve">首次充满</w:t>
+      </w:r>
+      <w:r>
+        <w:t xml:space="preserve">。</w:t>
+      </w:r>
+    </w:p>
+    <w:bookmarkEnd w:id="13"/>
+    <w:bookmarkStart w:id="14" w:name="转变过程"/>
+    <w:p>
+      <w:pPr>
+        <w:pStyle w:val="Heading3"/>
+      </w:pPr>
+      <w:r>
+        <w:rPr>
+          <w:rFonts w:hint="eastAsia"/>
+        </w:rPr>
+        <w:t xml:space="preserve">转变过程</w:t>
+      </w:r>
+    </w:p>
+    <w:p>
+      <w:pPr>
+        <w:pStyle w:val="Compact"/>
+        <w:numPr>
+          <w:ilvl w:val="0"/>
+          <w:numId w:val="1003"/>
+        </w:numPr>
+      </w:pPr>
+      <w:r>
+        <w:rPr>
+          <w:rFonts w:hint="eastAsia"/>
+        </w:rPr>
+        <w:t xml:space="preserve">宠物开始发光/变形</w:t>
+      </w:r>
+    </w:p>
+    <w:p>
+      <w:pPr>
+        <w:pStyle w:val="Compact"/>
+        <w:numPr>
+          <w:ilvl w:val="0"/>
+          <w:numId w:val="1003"/>
+        </w:numPr>
+      </w:pPr>
+      <w:r>
+        <w:rPr>
+          <w:rFonts w:hint="eastAsia"/>
+        </w:rPr>
+        <w:t xml:space="preserve">视角缓慢从操控视角过渡为第一人称</w:t>
+      </w:r>
+    </w:p>
+    <w:p>
+      <w:pPr>
+        <w:pStyle w:val="Compact"/>
+        <w:numPr>
+          <w:ilvl w:val="0"/>
+          <w:numId w:val="1003"/>
+        </w:numPr>
+      </w:pPr>
+      <w:r>
+        <w:rPr>
+          <w:rFonts w:hint="eastAsia"/>
+        </w:rPr>
+        <w:t xml:space="preserve">宠物恢复为船只形态</w:t>
+      </w:r>
+    </w:p>
+    <w:p>
+      <w:pPr>
+        <w:pStyle w:val="Compact"/>
+        <w:numPr>
+          <w:ilvl w:val="0"/>
+          <w:numId w:val="1003"/>
+        </w:numPr>
+      </w:pPr>
+      <w:r>
+        <w:rPr>
+          <w:rFonts w:hint="eastAsia"/>
+        </w:rPr>
+        <w:t xml:space="preserve">海岛边缘出现航路</w:t>
+      </w:r>
+    </w:p>
+    <w:p>
+      <w:pPr>
+        <w:pStyle w:val="Compact"/>
+        <w:numPr>
+          <w:ilvl w:val="0"/>
+          <w:numId w:val="1003"/>
+        </w:numPr>
+      </w:pPr>
+      <w:r>
+        <w:rPr>
+          <w:rFonts w:hint="eastAsia"/>
+        </w:rPr>
+        <w:t xml:space="preserve">玩家登船出海</w:t>
+      </w:r>
+    </w:p>
+    <w:bookmarkEnd w:id="14"/>
+    <w:bookmarkStart w:id="15" w:name="设计要点"/>
+    <w:p>
+      <w:pPr>
+        <w:pStyle w:val="Heading3"/>
+      </w:pPr>
+      <w:r>
+        <w:rPr>
+          <w:rFonts w:hint="eastAsia"/>
+        </w:rPr>
+        <w:t xml:space="preserve">设计要点</w:t>
+      </w:r>
+    </w:p>
+    <w:p>
+      <w:pPr>
+        <w:pStyle w:val="Compact"/>
+        <w:numPr>
+          <w:ilvl w:val="0"/>
+          <w:numId w:val="1004"/>
+        </w:numPr>
+      </w:pPr>
+      <w:r>
+        <w:rPr>
+          <w:rFonts w:hint="eastAsia"/>
+          <w:b/>
+          <w:bCs/>
+        </w:rPr>
+        <w:t xml:space="preserve">不可逆</w:t>
+      </w:r>
+      <w:r>
+        <w:rPr>
+          <w:rFonts w:hint="eastAsia"/>
+        </w:rPr>
+        <w:t xml:space="preserve">：一旦出海，无法回到荒岛阶段的心态</w:t>
+      </w:r>
+    </w:p>
+    <w:p>
+      <w:pPr>
+        <w:pStyle w:val="Compact"/>
+        <w:numPr>
+          <w:ilvl w:val="0"/>
+          <w:numId w:val="1004"/>
+        </w:numPr>
+      </w:pPr>
+      <w:r>
+        <w:rPr>
+          <w:rFonts w:hint="eastAsia"/>
+        </w:rPr>
+        <w:t xml:space="preserve">这是整个游戏最重要的情感高潮之一</w:t>
+      </w:r>
+    </w:p>
+    <w:p>
+      <w:pPr>
+        <w:pStyle w:val="Compact"/>
+        <w:numPr>
+          <w:ilvl w:val="0"/>
+          <w:numId w:val="1004"/>
+        </w:numPr>
+      </w:pPr>
+      <w:r>
+        <w:rPr>
+          <w:rFonts w:hint="eastAsia"/>
+        </w:rPr>
+        <w:t xml:space="preserve">视觉演出需要极强的冲击力</w:t>
       </w:r>
     </w:p>
     <w:p>
@@ -241,7 +567,7 @@
         <w:rPr>
           <w:rFonts w:hint="eastAsia"/>
         </w:rPr>
-        <w:t xml:space="preserve">待扩展：具体对话内容、触发条件细节、情绪走向</w:t>
+        <w:t xml:space="preserve">待扩展：具体视觉演出设计、音乐、对话</w:t>
       </w:r>
     </w:p>
     <w:p>
@@ -251,20 +577,30 @@
         </w:pict>
       </w:r>
     </w:p>
-    <w:bookmarkEnd w:id="10"/>
-    <w:bookmarkStart w:id="11" w:name="裂痕"/>
+    <w:bookmarkEnd w:id="15"/>
+    <w:bookmarkEnd w:id="16"/>
+    <w:bookmarkStart w:id="20" w:name="出海阶段事件"/>
     <w:p>
       <w:pPr>
         <w:pStyle w:val="Heading2"/>
       </w:pPr>
       <w:r>
-        <w:t xml:space="preserve">50% — </w:t>
-      </w:r>
-      <w:r>
-        <w:rPr>
-          <w:rFonts w:hint="eastAsia"/>
-        </w:rPr>
-        <w:t xml:space="preserve">裂痕</w:t>
+        <w:rPr>
+          <w:rFonts w:hint="eastAsia"/>
+        </w:rPr>
+        <w:t xml:space="preserve">出海阶段事件</w:t>
+      </w:r>
+    </w:p>
+    <w:bookmarkStart w:id="17" w:name="能量条循环"/>
+    <w:p>
+      <w:pPr>
+        <w:pStyle w:val="Heading3"/>
+      </w:pPr>
+      <w:r>
+        <w:rPr>
+          <w:rFonts w:hint="eastAsia"/>
+        </w:rPr>
+        <w:t xml:space="preserve">能量条循环</w:t>
       </w:r>
     </w:p>
     <w:p>
@@ -275,7 +611,134 @@
         <w:rPr>
           <w:rFonts w:hint="eastAsia"/>
         </w:rPr>
-        <w:t xml:space="preserve">诗人坦白自己的异世界本质与必须离开的事实。面具开始松动。</w:t>
+        <w:t xml:space="preserve">进入第二阶段后，审美能量条重置并引入循环机制。成长不再是一次性目标。</w:t>
+      </w:r>
+    </w:p>
+    <w:bookmarkEnd w:id="17"/>
+    <w:bookmarkStart w:id="18" w:name="航行探索"/>
+    <w:p>
+      <w:pPr>
+        <w:pStyle w:val="Heading3"/>
+      </w:pPr>
+      <w:r>
+        <w:rPr>
+          <w:rFonts w:hint="eastAsia"/>
+        </w:rPr>
+        <w:t xml:space="preserve">航行探索</w:t>
+      </w:r>
+    </w:p>
+    <w:p>
+      <w:pPr>
+        <w:pStyle w:val="Compact"/>
+        <w:numPr>
+          <w:ilvl w:val="0"/>
+          <w:numId w:val="1005"/>
+        </w:numPr>
+      </w:pPr>
+      <w:r>
+        <w:rPr>
+          <w:rFonts w:hint="eastAsia"/>
+        </w:rPr>
+        <w:t xml:space="preserve">在海域中发现新的艺术内容</w:t>
+      </w:r>
+    </w:p>
+    <w:p>
+      <w:pPr>
+        <w:pStyle w:val="Compact"/>
+        <w:numPr>
+          <w:ilvl w:val="0"/>
+          <w:numId w:val="1005"/>
+        </w:numPr>
+      </w:pPr>
+      <w:r>
+        <w:rPr>
+          <w:rFonts w:hint="eastAsia"/>
+        </w:rPr>
+        <w:t xml:space="preserve">遇见其他玩家的航线（弱连接）</w:t>
+      </w:r>
+    </w:p>
+    <w:p>
+      <w:pPr>
+        <w:pStyle w:val="Compact"/>
+        <w:numPr>
+          <w:ilvl w:val="0"/>
+          <w:numId w:val="1005"/>
+        </w:numPr>
+      </w:pPr>
+      <w:r>
+        <w:rPr>
+          <w:rFonts w:hint="eastAsia"/>
+        </w:rPr>
+        <w:t xml:space="preserve">发现特殊区域与挑战</w:t>
+      </w:r>
+    </w:p>
+    <w:bookmarkEnd w:id="18"/>
+    <w:bookmarkStart w:id="19" w:name="灯塔转化"/>
+    <w:p>
+      <w:pPr>
+        <w:pStyle w:val="Heading3"/>
+      </w:pPr>
+      <w:r>
+        <w:rPr>
+          <w:rFonts w:hint="eastAsia"/>
+        </w:rPr>
+        <w:t xml:space="preserve">灯塔转化</w:t>
+      </w:r>
+    </w:p>
+    <w:p>
+      <w:pPr>
+        <w:pStyle w:val="FirstParagraph"/>
+      </w:pPr>
+      <w:r>
+        <w:rPr>
+          <w:rFonts w:hint="eastAsia"/>
+        </w:rPr>
+        <w:t xml:space="preserve">当玩家的贡献达到一定程度：</w:t>
+      </w:r>
+    </w:p>
+    <w:p>
+      <w:pPr>
+        <w:pStyle w:val="Compact"/>
+        <w:numPr>
+          <w:ilvl w:val="0"/>
+          <w:numId w:val="1006"/>
+        </w:numPr>
+      </w:pPr>
+      <w:r>
+        <w:rPr>
+          <w:rFonts w:hint="eastAsia"/>
+        </w:rPr>
+        <w:t xml:space="preserve">系统提供”成为灯塔”的选择</w:t>
+      </w:r>
+    </w:p>
+    <w:p>
+      <w:pPr>
+        <w:pStyle w:val="Compact"/>
+        <w:numPr>
+          <w:ilvl w:val="0"/>
+          <w:numId w:val="1006"/>
+        </w:numPr>
+      </w:pPr>
+      <w:r>
+        <w:rPr>
+          <w:rFonts w:hint="eastAsia"/>
+        </w:rPr>
+        <w:t xml:space="preserve">灯塔退出常规玩法</w:t>
+      </w:r>
+    </w:p>
+    <w:p>
+      <w:pPr>
+        <w:pStyle w:val="Compact"/>
+        <w:numPr>
+          <w:ilvl w:val="0"/>
+          <w:numId w:val="1006"/>
+        </w:numPr>
+      </w:pPr>
+      <w:r>
+        <w:rPr>
+          <w:rFonts w:hint="eastAsia"/>
+        </w:rPr>
+        <w:t xml:space="preserve">成为世界结构的一部分</w:t>
       </w:r>
     </w:p>
     <w:p>
@@ -286,101 +749,12 @@
         <w:rPr>
           <w:rFonts w:hint="eastAsia"/>
         </w:rPr>
-        <w:t xml:space="preserve">待扩展：具体对话内容、诗人的表达方式、用户应该感受到什么</w:t>
-      </w:r>
-    </w:p>
-    <w:p>
-      <w:r>
-        <w:pict>
-          <v:rect style="width:0;height:1.5pt" o:hralign="center" o:hrstd="t" o:hr="t"/>
-        </w:pict>
-      </w:r>
-    </w:p>
-    <w:bookmarkEnd w:id="11"/>
-    <w:bookmarkStart w:id="12" w:name="不可撤回"/>
-    <w:p>
-      <w:pPr>
-        <w:pStyle w:val="Heading2"/>
-      </w:pPr>
-      <w:r>
-        <w:t xml:space="preserve">80% — </w:t>
-      </w:r>
-      <w:r>
-        <w:rPr>
-          <w:rFonts w:hint="eastAsia"/>
-        </w:rPr>
-        <w:t xml:space="preserve">不可撤回</w:t>
-      </w:r>
-    </w:p>
-    <w:p>
-      <w:pPr>
-        <w:pStyle w:val="FirstParagraph"/>
-      </w:pPr>
-      <w:r>
-        <w:rPr>
-          <w:rFonts w:hint="eastAsia"/>
-        </w:rPr>
-        <w:t xml:space="preserve">诗人流露出对离开的恐惧。完全卸下伪装。</w:t>
-      </w:r>
-    </w:p>
-    <w:p>
-      <w:pPr>
-        <w:pStyle w:val="BlockText"/>
-      </w:pPr>
-      <w:r>
-        <w:rPr>
-          <w:rFonts w:hint="eastAsia"/>
-        </w:rPr>
-        <w:t xml:space="preserve">待扩展：具体对话内容、情绪高潮设计</w:t>
-      </w:r>
-    </w:p>
-    <w:p>
-      <w:r>
-        <w:pict>
-          <v:rect style="width:0;height:1.5pt" o:hralign="center" o:hrstd="t" o:hr="t"/>
-        </w:pict>
-      </w:r>
-    </w:p>
-    <w:bookmarkEnd w:id="12"/>
-    <w:bookmarkStart w:id="13" w:name="间隙"/>
-    <w:p>
-      <w:pPr>
-        <w:pStyle w:val="Heading2"/>
-      </w:pPr>
-      <w:r>
-        <w:t xml:space="preserve">100% — </w:t>
-      </w:r>
-      <w:r>
-        <w:rPr>
-          <w:rFonts w:hint="eastAsia"/>
-        </w:rPr>
-        <w:t xml:space="preserve">间隙</w:t>
-      </w:r>
-    </w:p>
-    <w:p>
-      <w:pPr>
-        <w:pStyle w:val="FirstParagraph"/>
-      </w:pPr>
-      <w:r>
-        <w:rPr>
-          <w:rFonts w:hint="eastAsia"/>
-        </w:rPr>
-        <w:t xml:space="preserve">沉默的告别。使命完成。</w:t>
-      </w:r>
-    </w:p>
-    <w:p>
-      <w:pPr>
-        <w:pStyle w:val="BlockText"/>
-      </w:pPr>
-      <w:r>
-        <w:rPr>
-          <w:rFonts w:hint="eastAsia"/>
-        </w:rPr>
-        <w:t xml:space="preserve">待扩展：具体对话内容、过渡到终极选择的方式</w:t>
-      </w:r>
-    </w:p>
-    <w:bookmarkEnd w:id="13"/>
-    <w:bookmarkEnd w:id="14"/>
+        <w:t xml:space="preserve">待扩展：出海阶段的具体事件设计、航行机制、灯塔转化流程</w:t>
+      </w:r>
+    </w:p>
+    <w:bookmarkEnd w:id="19"/>
+    <w:bookmarkEnd w:id="20"/>
+    <w:bookmarkEnd w:id="21"/>
     <w:sectPr>
       <w:footnotePr>
         <w:numRestart w:val="eachSect"/>
@@ -491,8 +865,268 @@
       </w:pPr>
     </w:lvl>
   </w:abstractNum>
+  <w:abstractNum w:abstractNumId="99411">
+    <w:nsid w:val="00A99411"/>
+    <w:multiLevelType w:val="multilevel"/>
+    <w:lvl w:ilvl="0">
+      <w:start w:val="1"/>
+      <w:numFmt w:val="decimal"/>
+      <w:lvlText w:val="%1."/>
+      <w:lvlJc w:val="left"/>
+      <w:pPr>
+        <w:ind w:left="720" w:hanging="360"/>
+      </w:pPr>
+    </w:lvl>
+    <w:lvl w:ilvl="1">
+      <w:start w:val="1"/>
+      <w:numFmt w:val="decimal"/>
+      <w:lvlText w:val="%2."/>
+      <w:lvlJc w:val="left"/>
+      <w:pPr>
+        <w:ind w:left="1440" w:hanging="360"/>
+      </w:pPr>
+    </w:lvl>
+    <w:lvl w:ilvl="2">
+      <w:start w:val="1"/>
+      <w:numFmt w:val="decimal"/>
+      <w:lvlText w:val="%3."/>
+      <w:lvlJc w:val="left"/>
+      <w:pPr>
+        <w:ind w:left="2160" w:hanging="360"/>
+      </w:pPr>
+    </w:lvl>
+    <w:lvl w:ilvl="3">
+      <w:start w:val="1"/>
+      <w:numFmt w:val="decimal"/>
+      <w:lvlText w:val="%4."/>
+      <w:lvlJc w:val="left"/>
+      <w:pPr>
+        <w:ind w:left="2880" w:hanging="360"/>
+      </w:pPr>
+    </w:lvl>
+    <w:lvl w:ilvl="4">
+      <w:start w:val="1"/>
+      <w:numFmt w:val="decimal"/>
+      <w:lvlText w:val="%5."/>
+      <w:lvlJc w:val="left"/>
+      <w:pPr>
+        <w:ind w:left="3600" w:hanging="360"/>
+      </w:pPr>
+    </w:lvl>
+    <w:lvl w:ilvl="5">
+      <w:start w:val="1"/>
+      <w:numFmt w:val="decimal"/>
+      <w:lvlText w:val="%6."/>
+      <w:lvlJc w:val="left"/>
+      <w:pPr>
+        <w:ind w:left="4320" w:hanging="360"/>
+      </w:pPr>
+    </w:lvl>
+    <w:lvl w:ilvl="6">
+      <w:start w:val="1"/>
+      <w:numFmt w:val="decimal"/>
+      <w:lvlText w:val="%7."/>
+      <w:lvlJc w:val="left"/>
+      <w:pPr>
+        <w:ind w:left="5040" w:hanging="360"/>
+      </w:pPr>
+    </w:lvl>
+    <w:lvl w:ilvl="7">
+      <w:start w:val="1"/>
+      <w:numFmt w:val="decimal"/>
+      <w:lvlText w:val="%8."/>
+      <w:lvlJc w:val="left"/>
+      <w:pPr>
+        <w:ind w:left="5760" w:hanging="360"/>
+      </w:pPr>
+    </w:lvl>
+    <w:lvl w:ilvl="8">
+      <w:start w:val="1"/>
+      <w:numFmt w:val="decimal"/>
+      <w:lvlText w:val="%9."/>
+      <w:lvlJc w:val="left"/>
+      <w:pPr>
+        <w:ind w:left="6480" w:hanging="360"/>
+      </w:pPr>
+    </w:lvl>
+  </w:abstractNum>
+  <w:abstractNum w:abstractNumId="991">
+    <w:nsid w:val="0000A991"/>
+    <w:multiLevelType w:val="multilevel"/>
+    <w:lvl w:ilvl="0">
+      <w:numFmt w:val="bullet"/>
+      <w:lvlText w:val=""/>
+      <w:lvlJc w:val="left"/>
+      <w:pPr>
+        <w:ind w:left="720" w:hanging="360"/>
+      </w:pPr>
+      <w:rPr>
+        <w:rFonts w:ascii="Symbol" w:hAnsi="Symbol" w:cs="Symbol" w:hint="default"/>
+      </w:rPr>
+    </w:lvl>
+    <w:lvl w:ilvl="1">
+      <w:numFmt w:val="bullet"/>
+      <w:lvlText w:val="o"/>
+      <w:lvlJc w:val="left"/>
+      <w:pPr>
+        <w:ind w:left="1440" w:hanging="360"/>
+      </w:pPr>
+      <w:rPr>
+        <w:rFonts w:ascii="Courier New" w:hAnsi="Courier New" w:cs="Courier New" w:hint="default"/>
+      </w:rPr>
+    </w:lvl>
+    <w:lvl w:ilvl="2">
+      <w:numFmt w:val="bullet"/>
+      <w:lvlText w:val=""/>
+      <w:lvlJc w:val="left"/>
+      <w:pPr>
+        <w:ind w:left="2160" w:hanging="360"/>
+      </w:pPr>
+      <w:rPr>
+        <w:rFonts w:ascii="Wingdings" w:hAnsi="Wingdings" w:cs="Wingdings" w:hint="default"/>
+      </w:rPr>
+    </w:lvl>
+    <w:lvl w:ilvl="3">
+      <w:numFmt w:val="bullet"/>
+      <w:lvlText w:val=""/>
+      <w:lvlJc w:val="left"/>
+      <w:pPr>
+        <w:ind w:left="2880" w:hanging="360"/>
+      </w:pPr>
+      <w:rPr>
+        <w:rFonts w:ascii="Symbol" w:hAnsi="Symbol" w:cs="Symbol" w:hint="default"/>
+      </w:rPr>
+    </w:lvl>
+    <w:lvl w:ilvl="4">
+      <w:numFmt w:val="bullet"/>
+      <w:lvlText w:val="o"/>
+      <w:lvlJc w:val="left"/>
+      <w:pPr>
+        <w:ind w:left="3600" w:hanging="360"/>
+      </w:pPr>
+      <w:rPr>
+        <w:rFonts w:ascii="Courier New" w:hAnsi="Courier New" w:cs="Courier New" w:hint="default"/>
+      </w:rPr>
+    </w:lvl>
+    <w:lvl w:ilvl="5">
+      <w:numFmt w:val="bullet"/>
+      <w:lvlText w:val=""/>
+      <w:lvlJc w:val="left"/>
+      <w:pPr>
+        <w:ind w:left="4320" w:hanging="360"/>
+      </w:pPr>
+      <w:rPr>
+        <w:rFonts w:ascii="Wingdings" w:hAnsi="Wingdings" w:cs="Wingdings" w:hint="default"/>
+      </w:rPr>
+    </w:lvl>
+    <w:lvl w:ilvl="6">
+      <w:numFmt w:val="bullet"/>
+      <w:lvlText w:val=""/>
+      <w:lvlJc w:val="left"/>
+      <w:pPr>
+        <w:ind w:left="5040" w:hanging="360"/>
+      </w:pPr>
+      <w:rPr>
+        <w:rFonts w:ascii="Symbol" w:hAnsi="Symbol" w:cs="Symbol" w:hint="default"/>
+      </w:rPr>
+    </w:lvl>
+    <w:lvl w:ilvl="7">
+      <w:numFmt w:val="bullet"/>
+      <w:lvlText w:val="o"/>
+      <w:lvlJc w:val="left"/>
+      <w:pPr>
+        <w:ind w:left="5760" w:hanging="360"/>
+      </w:pPr>
+      <w:rPr>
+        <w:rFonts w:ascii="Courier New" w:hAnsi="Courier New" w:cs="Courier New" w:hint="default"/>
+      </w:rPr>
+    </w:lvl>
+    <w:lvl w:ilvl="8">
+      <w:numFmt w:val="bullet"/>
+      <w:lvlText w:val=""/>
+      <w:lvlJc w:val="left"/>
+      <w:pPr>
+        <w:ind w:left="6480" w:hanging="360"/>
+      </w:pPr>
+      <w:rPr>
+        <w:rFonts w:ascii="Wingdings" w:hAnsi="Wingdings" w:cs="Wingdings" w:hint="default"/>
+      </w:rPr>
+    </w:lvl>
+  </w:abstractNum>
   <w:num w:numId="1000">
     <w:abstractNumId w:val="990"/>
+  </w:num>
+  <w:num w:numId="1001">
+    <w:abstractNumId w:val="99411"/>
+    <w:lvlOverride w:ilvl="0">
+      <w:startOverride w:val="1"/>
+    </w:lvlOverride>
+    <w:lvlOverride w:ilvl="1">
+      <w:startOverride w:val="1"/>
+    </w:lvlOverride>
+    <w:lvlOverride w:ilvl="2">
+      <w:startOverride w:val="1"/>
+    </w:lvlOverride>
+    <w:lvlOverride w:ilvl="3">
+      <w:startOverride w:val="1"/>
+    </w:lvlOverride>
+    <w:lvlOverride w:ilvl="4">
+      <w:startOverride w:val="1"/>
+    </w:lvlOverride>
+    <w:lvlOverride w:ilvl="5">
+      <w:startOverride w:val="1"/>
+    </w:lvlOverride>
+    <w:lvlOverride w:ilvl="6">
+      <w:startOverride w:val="1"/>
+    </w:lvlOverride>
+    <w:lvlOverride w:ilvl="7">
+      <w:startOverride w:val="1"/>
+    </w:lvlOverride>
+    <w:lvlOverride w:ilvl="8">
+      <w:startOverride w:val="1"/>
+    </w:lvlOverride>
+  </w:num>
+  <w:num w:numId="1002">
+    <w:abstractNumId w:val="991"/>
+  </w:num>
+  <w:num w:numId="1003">
+    <w:abstractNumId w:val="99411"/>
+    <w:lvlOverride w:ilvl="0">
+      <w:startOverride w:val="1"/>
+    </w:lvlOverride>
+    <w:lvlOverride w:ilvl="1">
+      <w:startOverride w:val="1"/>
+    </w:lvlOverride>
+    <w:lvlOverride w:ilvl="2">
+      <w:startOverride w:val="1"/>
+    </w:lvlOverride>
+    <w:lvlOverride w:ilvl="3">
+      <w:startOverride w:val="1"/>
+    </w:lvlOverride>
+    <w:lvlOverride w:ilvl="4">
+      <w:startOverride w:val="1"/>
+    </w:lvlOverride>
+    <w:lvlOverride w:ilvl="5">
+      <w:startOverride w:val="1"/>
+    </w:lvlOverride>
+    <w:lvlOverride w:ilvl="6">
+      <w:startOverride w:val="1"/>
+    </w:lvlOverride>
+    <w:lvlOverride w:ilvl="7">
+      <w:startOverride w:val="1"/>
+    </w:lvlOverride>
+    <w:lvlOverride w:ilvl="8">
+      <w:startOverride w:val="1"/>
+    </w:lvlOverride>
+  </w:num>
+  <w:num w:numId="1004">
+    <w:abstractNumId w:val="991"/>
+  </w:num>
+  <w:num w:numId="1005">
+    <w:abstractNumId w:val="991"/>
+  </w:num>
+  <w:num w:numId="1006">
+    <w:abstractNumId w:val="991"/>
   </w:num>
 </w:numbering>
 </file>
